--- a/public/modelos/folha-alteracoes-plantao-mike.docx
+++ b/public/modelos/folha-alteracoes-plantao-mike.docx
@@ -251,6 +251,318 @@
                 <w:rFonts w:ascii="Arial" w:hAnsi="Arial"/>
                 <w:sz w:val="18"/>
               </w:rPr>
+              <w:t xml:space="preserve">5</w:t>
+            </w:r>
+          </w:p>
+        </w:tc>
+        <w:tc>
+          <w:tcPr>
+            <w:tcW w:w="1700" w:type="dxa"/>
+            <w:vAlign w:val="center"/>
+          </w:tcPr>
+          <w:p>
+            <w:pPr>
+              <w:jc w:val="center"/>
+              <w:spacing w:after="20" w:before="20" w:line="240" w:lineRule="auto"/>
+            </w:pPr>
+            <w:r>
+              <w:rPr>
+                <w:rFonts w:ascii="Arial" w:hAnsi="Arial"/>
+                <w:sz w:val="18"/>
+              </w:rPr>
+              <w:t xml:space="preserve">AL CFO PM</w:t>
+            </w:r>
+          </w:p>
+        </w:tc>
+        <w:tc>
+          <w:tcPr>
+            <w:tcW w:w="4500" w:type="dxa"/>
+            <w:vAlign w:val="center"/>
+          </w:tcPr>
+          <w:p>
+            <w:pPr>
+              <w:jc w:val="left"/>
+              <w:spacing w:after="20" w:before="20" w:line="240" w:lineRule="auto"/>
+            </w:pPr>
+            <w:r>
+              <w:rPr>
+                <w:rFonts w:ascii="Arial" w:hAnsi="Arial"/>
+                <w:sz w:val="18"/>
+              </w:rPr>
+              <w:t xml:space="preserve">GEORGE</w:t>
+            </w:r>
+          </w:p>
+        </w:tc>
+        <w:tc>
+          <w:tcPr>
+            <w:tcW w:w="2500" w:type="dxa"/>
+            <w:vAlign w:val="center"/>
+          </w:tcPr>
+          <w:p>
+            <w:pPr>
+              <w:jc w:val="left"/>
+              <w:spacing w:after="20" w:before="20" w:line="240" w:lineRule="auto"/>
+            </w:pPr>
+            <w:r>
+              <w:rPr>
+                <w:rFonts w:ascii="Arial" w:hAnsi="Arial"/>
+                <w:sz w:val="18"/>
+              </w:rPr>
+              <w:t xml:space="preserve"/>
+            </w:r>
+          </w:p>
+        </w:tc>
+      </w:tr>
+      <w:tr>
+        <w:tc>
+          <w:tcPr>
+            <w:tcW w:w="900" w:type="dxa"/>
+            <w:vAlign w:val="center"/>
+          </w:tcPr>
+          <w:p>
+            <w:pPr>
+              <w:jc w:val="center"/>
+              <w:spacing w:after="20" w:before="20" w:line="240" w:lineRule="auto"/>
+            </w:pPr>
+            <w:r>
+              <w:rPr>
+                <w:rFonts w:ascii="Arial" w:hAnsi="Arial"/>
+                <w:sz w:val="18"/>
+              </w:rPr>
+              <w:t xml:space="preserve">28</w:t>
+            </w:r>
+          </w:p>
+        </w:tc>
+        <w:tc>
+          <w:tcPr>
+            <w:tcW w:w="1700" w:type="dxa"/>
+            <w:vAlign w:val="center"/>
+          </w:tcPr>
+          <w:p>
+            <w:pPr>
+              <w:jc w:val="center"/>
+              <w:spacing w:after="20" w:before="20" w:line="240" w:lineRule="auto"/>
+            </w:pPr>
+            <w:r>
+              <w:rPr>
+                <w:rFonts w:ascii="Arial" w:hAnsi="Arial"/>
+                <w:sz w:val="18"/>
+              </w:rPr>
+              <w:t xml:space="preserve">AL CFO PM</w:t>
+            </w:r>
+          </w:p>
+        </w:tc>
+        <w:tc>
+          <w:tcPr>
+            <w:tcW w:w="4500" w:type="dxa"/>
+            <w:vAlign w:val="center"/>
+          </w:tcPr>
+          <w:p>
+            <w:pPr>
+              <w:jc w:val="left"/>
+              <w:spacing w:after="20" w:before="20" w:line="240" w:lineRule="auto"/>
+            </w:pPr>
+            <w:r>
+              <w:rPr>
+                <w:rFonts w:ascii="Arial" w:hAnsi="Arial"/>
+                <w:sz w:val="18"/>
+              </w:rPr>
+              <w:t xml:space="preserve">BRANDÃO</w:t>
+            </w:r>
+          </w:p>
+        </w:tc>
+        <w:tc>
+          <w:tcPr>
+            <w:tcW w:w="2500" w:type="dxa"/>
+            <w:vAlign w:val="center"/>
+          </w:tcPr>
+          <w:p>
+            <w:pPr>
+              <w:jc w:val="left"/>
+              <w:spacing w:after="20" w:before="20" w:line="240" w:lineRule="auto"/>
+            </w:pPr>
+            <w:r>
+              <w:rPr>
+                <w:rFonts w:ascii="Arial" w:hAnsi="Arial"/>
+                <w:sz w:val="18"/>
+              </w:rPr>
+              <w:t xml:space="preserve"/>
+            </w:r>
+          </w:p>
+        </w:tc>
+      </w:tr>
+      <w:tr>
+        <w:tc>
+          <w:tcPr>
+            <w:tcW w:w="900" w:type="dxa"/>
+            <w:vAlign w:val="center"/>
+          </w:tcPr>
+          <w:p>
+            <w:pPr>
+              <w:jc w:val="center"/>
+              <w:spacing w:after="20" w:before="20" w:line="240" w:lineRule="auto"/>
+            </w:pPr>
+            <w:r>
+              <w:rPr>
+                <w:rFonts w:ascii="Arial" w:hAnsi="Arial"/>
+                <w:sz w:val="18"/>
+              </w:rPr>
+              <w:t xml:space="preserve">29</w:t>
+            </w:r>
+          </w:p>
+        </w:tc>
+        <w:tc>
+          <w:tcPr>
+            <w:tcW w:w="1700" w:type="dxa"/>
+            <w:vAlign w:val="center"/>
+          </w:tcPr>
+          <w:p>
+            <w:pPr>
+              <w:jc w:val="center"/>
+              <w:spacing w:after="20" w:before="20" w:line="240" w:lineRule="auto"/>
+            </w:pPr>
+            <w:r>
+              <w:rPr>
+                <w:rFonts w:ascii="Arial" w:hAnsi="Arial"/>
+                <w:sz w:val="18"/>
+              </w:rPr>
+              <w:t xml:space="preserve">AL CFO PM</w:t>
+            </w:r>
+          </w:p>
+        </w:tc>
+        <w:tc>
+          <w:tcPr>
+            <w:tcW w:w="4500" w:type="dxa"/>
+            <w:vAlign w:val="center"/>
+          </w:tcPr>
+          <w:p>
+            <w:pPr>
+              <w:jc w:val="left"/>
+              <w:spacing w:after="20" w:before="20" w:line="240" w:lineRule="auto"/>
+            </w:pPr>
+            <w:r>
+              <w:rPr>
+                <w:rFonts w:ascii="Arial" w:hAnsi="Arial"/>
+                <w:sz w:val="18"/>
+              </w:rPr>
+              <w:t xml:space="preserve">LYSIA</w:t>
+            </w:r>
+          </w:p>
+        </w:tc>
+        <w:tc>
+          <w:tcPr>
+            <w:tcW w:w="2500" w:type="dxa"/>
+            <w:vAlign w:val="center"/>
+          </w:tcPr>
+          <w:p>
+            <w:pPr>
+              <w:jc w:val="left"/>
+              <w:spacing w:after="20" w:before="20" w:line="240" w:lineRule="auto"/>
+            </w:pPr>
+            <w:r>
+              <w:rPr>
+                <w:rFonts w:ascii="Arial" w:hAnsi="Arial"/>
+                <w:sz w:val="18"/>
+              </w:rPr>
+              <w:t xml:space="preserve"/>
+            </w:r>
+          </w:p>
+        </w:tc>
+      </w:tr>
+      <w:tr>
+        <w:tc>
+          <w:tcPr>
+            <w:tcW w:w="900" w:type="dxa"/>
+            <w:vAlign w:val="center"/>
+          </w:tcPr>
+          <w:p>
+            <w:pPr>
+              <w:jc w:val="center"/>
+              <w:spacing w:after="20" w:before="20" w:line="240" w:lineRule="auto"/>
+            </w:pPr>
+            <w:r>
+              <w:rPr>
+                <w:rFonts w:ascii="Arial" w:hAnsi="Arial"/>
+                <w:sz w:val="18"/>
+              </w:rPr>
+              <w:t xml:space="preserve">44</w:t>
+            </w:r>
+          </w:p>
+        </w:tc>
+        <w:tc>
+          <w:tcPr>
+            <w:tcW w:w="1700" w:type="dxa"/>
+            <w:vAlign w:val="center"/>
+          </w:tcPr>
+          <w:p>
+            <w:pPr>
+              <w:jc w:val="center"/>
+              <w:spacing w:after="20" w:before="20" w:line="240" w:lineRule="auto"/>
+            </w:pPr>
+            <w:r>
+              <w:rPr>
+                <w:rFonts w:ascii="Arial" w:hAnsi="Arial"/>
+                <w:sz w:val="18"/>
+              </w:rPr>
+              <w:t xml:space="preserve">AL CFO PM</w:t>
+            </w:r>
+          </w:p>
+        </w:tc>
+        <w:tc>
+          <w:tcPr>
+            <w:tcW w:w="4500" w:type="dxa"/>
+            <w:vAlign w:val="center"/>
+          </w:tcPr>
+          <w:p>
+            <w:pPr>
+              <w:jc w:val="left"/>
+              <w:spacing w:after="20" w:before="20" w:line="240" w:lineRule="auto"/>
+            </w:pPr>
+            <w:r>
+              <w:rPr>
+                <w:rFonts w:ascii="Arial" w:hAnsi="Arial"/>
+                <w:sz w:val="18"/>
+              </w:rPr>
+              <w:t xml:space="preserve">DIOGO ARAÚJO</w:t>
+            </w:r>
+          </w:p>
+        </w:tc>
+        <w:tc>
+          <w:tcPr>
+            <w:tcW w:w="2500" w:type="dxa"/>
+            <w:vAlign w:val="center"/>
+          </w:tcPr>
+          <w:p>
+            <w:pPr>
+              <w:jc w:val="left"/>
+              <w:spacing w:after="20" w:before="20" w:line="240" w:lineRule="auto"/>
+            </w:pPr>
+            <w:r>
+              <w:rPr>
+                <w:rFonts w:ascii="Arial" w:hAnsi="Arial"/>
+                <w:sz w:val="18"/>
+              </w:rPr>
+              <w:t xml:space="preserve"/>
+            </w:r>
+          </w:p>
+        </w:tc>
+      </w:tr>
+      <w:tr>
+        <w:tc>
+          <w:tcPr>
+            <w:tcW w:w="900" w:type="dxa"/>
+            <w:vAlign w:val="center"/>
+          </w:tcPr>
+          <w:p>
+            <w:pPr>
+              <w:jc w:val="center"/>
+              <w:spacing w:after="20" w:before="20" w:line="240" w:lineRule="auto"/>
+            </w:pPr>
+            <w:r>
+              <w:rPr>
+                <w:rFonts w:ascii="Arial" w:hAnsi="Arial"/>
+                <w:sz w:val="18"/>
+              </w:rPr>
               <w:t xml:space="preserve">45</w:t>
             </w:r>
           </w:p>
@@ -329,6 +641,318 @@
                 <w:rFonts w:ascii="Arial" w:hAnsi="Arial"/>
                 <w:sz w:val="18"/>
               </w:rPr>
+              <w:t xml:space="preserve">53</w:t>
+            </w:r>
+          </w:p>
+        </w:tc>
+        <w:tc>
+          <w:tcPr>
+            <w:tcW w:w="1700" w:type="dxa"/>
+            <w:vAlign w:val="center"/>
+          </w:tcPr>
+          <w:p>
+            <w:pPr>
+              <w:jc w:val="center"/>
+              <w:spacing w:after="20" w:before="20" w:line="240" w:lineRule="auto"/>
+            </w:pPr>
+            <w:r>
+              <w:rPr>
+                <w:rFonts w:ascii="Arial" w:hAnsi="Arial"/>
+                <w:sz w:val="18"/>
+              </w:rPr>
+              <w:t xml:space="preserve">AL CFO PM</w:t>
+            </w:r>
+          </w:p>
+        </w:tc>
+        <w:tc>
+          <w:tcPr>
+            <w:tcW w:w="4500" w:type="dxa"/>
+            <w:vAlign w:val="center"/>
+          </w:tcPr>
+          <w:p>
+            <w:pPr>
+              <w:jc w:val="left"/>
+              <w:spacing w:after="20" w:before="20" w:line="240" w:lineRule="auto"/>
+            </w:pPr>
+            <w:r>
+              <w:rPr>
+                <w:rFonts w:ascii="Arial" w:hAnsi="Arial"/>
+                <w:sz w:val="18"/>
+              </w:rPr>
+              <w:t xml:space="preserve">PEDRO HENRIQUE</w:t>
+            </w:r>
+          </w:p>
+        </w:tc>
+        <w:tc>
+          <w:tcPr>
+            <w:tcW w:w="2500" w:type="dxa"/>
+            <w:vAlign w:val="center"/>
+          </w:tcPr>
+          <w:p>
+            <w:pPr>
+              <w:jc w:val="left"/>
+              <w:spacing w:after="20" w:before="20" w:line="240" w:lineRule="auto"/>
+            </w:pPr>
+            <w:r>
+              <w:rPr>
+                <w:rFonts w:ascii="Arial" w:hAnsi="Arial"/>
+                <w:sz w:val="18"/>
+              </w:rPr>
+              <w:t xml:space="preserve"/>
+            </w:r>
+          </w:p>
+        </w:tc>
+      </w:tr>
+      <w:tr>
+        <w:tc>
+          <w:tcPr>
+            <w:tcW w:w="900" w:type="dxa"/>
+            <w:vAlign w:val="center"/>
+          </w:tcPr>
+          <w:p>
+            <w:pPr>
+              <w:jc w:val="center"/>
+              <w:spacing w:after="20" w:before="20" w:line="240" w:lineRule="auto"/>
+            </w:pPr>
+            <w:r>
+              <w:rPr>
+                <w:rFonts w:ascii="Arial" w:hAnsi="Arial"/>
+                <w:sz w:val="18"/>
+              </w:rPr>
+              <w:t xml:space="preserve">64</w:t>
+            </w:r>
+          </w:p>
+        </w:tc>
+        <w:tc>
+          <w:tcPr>
+            <w:tcW w:w="1700" w:type="dxa"/>
+            <w:vAlign w:val="center"/>
+          </w:tcPr>
+          <w:p>
+            <w:pPr>
+              <w:jc w:val="center"/>
+              <w:spacing w:after="20" w:before="20" w:line="240" w:lineRule="auto"/>
+            </w:pPr>
+            <w:r>
+              <w:rPr>
+                <w:rFonts w:ascii="Arial" w:hAnsi="Arial"/>
+                <w:sz w:val="18"/>
+              </w:rPr>
+              <w:t xml:space="preserve">AL CFO PM</w:t>
+            </w:r>
+          </w:p>
+        </w:tc>
+        <w:tc>
+          <w:tcPr>
+            <w:tcW w:w="4500" w:type="dxa"/>
+            <w:vAlign w:val="center"/>
+          </w:tcPr>
+          <w:p>
+            <w:pPr>
+              <w:jc w:val="left"/>
+              <w:spacing w:after="20" w:before="20" w:line="240" w:lineRule="auto"/>
+            </w:pPr>
+            <w:r>
+              <w:rPr>
+                <w:rFonts w:ascii="Arial" w:hAnsi="Arial"/>
+                <w:sz w:val="18"/>
+              </w:rPr>
+              <w:t xml:space="preserve">EDUARDO</w:t>
+            </w:r>
+          </w:p>
+        </w:tc>
+        <w:tc>
+          <w:tcPr>
+            <w:tcW w:w="2500" w:type="dxa"/>
+            <w:vAlign w:val="center"/>
+          </w:tcPr>
+          <w:p>
+            <w:pPr>
+              <w:jc w:val="left"/>
+              <w:spacing w:after="20" w:before="20" w:line="240" w:lineRule="auto"/>
+            </w:pPr>
+            <w:r>
+              <w:rPr>
+                <w:rFonts w:ascii="Arial" w:hAnsi="Arial"/>
+                <w:sz w:val="18"/>
+              </w:rPr>
+              <w:t xml:space="preserve"/>
+            </w:r>
+          </w:p>
+        </w:tc>
+      </w:tr>
+      <w:tr>
+        <w:tc>
+          <w:tcPr>
+            <w:tcW w:w="900" w:type="dxa"/>
+            <w:vAlign w:val="center"/>
+          </w:tcPr>
+          <w:p>
+            <w:pPr>
+              <w:jc w:val="center"/>
+              <w:spacing w:after="20" w:before="20" w:line="240" w:lineRule="auto"/>
+            </w:pPr>
+            <w:r>
+              <w:rPr>
+                <w:rFonts w:ascii="Arial" w:hAnsi="Arial"/>
+                <w:sz w:val="18"/>
+              </w:rPr>
+              <w:t xml:space="preserve">68</w:t>
+            </w:r>
+          </w:p>
+        </w:tc>
+        <w:tc>
+          <w:tcPr>
+            <w:tcW w:w="1700" w:type="dxa"/>
+            <w:vAlign w:val="center"/>
+          </w:tcPr>
+          <w:p>
+            <w:pPr>
+              <w:jc w:val="center"/>
+              <w:spacing w:after="20" w:before="20" w:line="240" w:lineRule="auto"/>
+            </w:pPr>
+            <w:r>
+              <w:rPr>
+                <w:rFonts w:ascii="Arial" w:hAnsi="Arial"/>
+                <w:sz w:val="18"/>
+              </w:rPr>
+              <w:t xml:space="preserve">AL CFO PM</w:t>
+            </w:r>
+          </w:p>
+        </w:tc>
+        <w:tc>
+          <w:tcPr>
+            <w:tcW w:w="4500" w:type="dxa"/>
+            <w:vAlign w:val="center"/>
+          </w:tcPr>
+          <w:p>
+            <w:pPr>
+              <w:jc w:val="left"/>
+              <w:spacing w:after="20" w:before="20" w:line="240" w:lineRule="auto"/>
+            </w:pPr>
+            <w:r>
+              <w:rPr>
+                <w:rFonts w:ascii="Arial" w:hAnsi="Arial"/>
+                <w:sz w:val="18"/>
+              </w:rPr>
+              <w:t xml:space="preserve">AMAURI</w:t>
+            </w:r>
+          </w:p>
+        </w:tc>
+        <w:tc>
+          <w:tcPr>
+            <w:tcW w:w="2500" w:type="dxa"/>
+            <w:vAlign w:val="center"/>
+          </w:tcPr>
+          <w:p>
+            <w:pPr>
+              <w:jc w:val="left"/>
+              <w:spacing w:after="20" w:before="20" w:line="240" w:lineRule="auto"/>
+            </w:pPr>
+            <w:r>
+              <w:rPr>
+                <w:rFonts w:ascii="Arial" w:hAnsi="Arial"/>
+                <w:sz w:val="18"/>
+              </w:rPr>
+              <w:t xml:space="preserve"/>
+            </w:r>
+          </w:p>
+        </w:tc>
+      </w:tr>
+      <w:tr>
+        <w:tc>
+          <w:tcPr>
+            <w:tcW w:w="900" w:type="dxa"/>
+            <w:vAlign w:val="center"/>
+          </w:tcPr>
+          <w:p>
+            <w:pPr>
+              <w:jc w:val="center"/>
+              <w:spacing w:after="20" w:before="20" w:line="240" w:lineRule="auto"/>
+            </w:pPr>
+            <w:r>
+              <w:rPr>
+                <w:rFonts w:ascii="Arial" w:hAnsi="Arial"/>
+                <w:sz w:val="18"/>
+              </w:rPr>
+              <w:t xml:space="preserve">73</w:t>
+            </w:r>
+          </w:p>
+        </w:tc>
+        <w:tc>
+          <w:tcPr>
+            <w:tcW w:w="1700" w:type="dxa"/>
+            <w:vAlign w:val="center"/>
+          </w:tcPr>
+          <w:p>
+            <w:pPr>
+              <w:jc w:val="center"/>
+              <w:spacing w:after="20" w:before="20" w:line="240" w:lineRule="auto"/>
+            </w:pPr>
+            <w:r>
+              <w:rPr>
+                <w:rFonts w:ascii="Arial" w:hAnsi="Arial"/>
+                <w:sz w:val="18"/>
+              </w:rPr>
+              <w:t xml:space="preserve">AL CFO PM</w:t>
+            </w:r>
+          </w:p>
+        </w:tc>
+        <w:tc>
+          <w:tcPr>
+            <w:tcW w:w="4500" w:type="dxa"/>
+            <w:vAlign w:val="center"/>
+          </w:tcPr>
+          <w:p>
+            <w:pPr>
+              <w:jc w:val="left"/>
+              <w:spacing w:after="20" w:before="20" w:line="240" w:lineRule="auto"/>
+            </w:pPr>
+            <w:r>
+              <w:rPr>
+                <w:rFonts w:ascii="Arial" w:hAnsi="Arial"/>
+                <w:sz w:val="18"/>
+              </w:rPr>
+              <w:t xml:space="preserve">MILENE QUEIROZ</w:t>
+            </w:r>
+          </w:p>
+        </w:tc>
+        <w:tc>
+          <w:tcPr>
+            <w:tcW w:w="2500" w:type="dxa"/>
+            <w:vAlign w:val="center"/>
+          </w:tcPr>
+          <w:p>
+            <w:pPr>
+              <w:jc w:val="left"/>
+              <w:spacing w:after="20" w:before="20" w:line="240" w:lineRule="auto"/>
+            </w:pPr>
+            <w:r>
+              <w:rPr>
+                <w:rFonts w:ascii="Arial" w:hAnsi="Arial"/>
+                <w:sz w:val="18"/>
+              </w:rPr>
+              <w:t xml:space="preserve"/>
+            </w:r>
+          </w:p>
+        </w:tc>
+      </w:tr>
+      <w:tr>
+        <w:tc>
+          <w:tcPr>
+            <w:tcW w:w="900" w:type="dxa"/>
+            <w:vAlign w:val="center"/>
+          </w:tcPr>
+          <w:p>
+            <w:pPr>
+              <w:jc w:val="center"/>
+              <w:spacing w:after="20" w:before="20" w:line="240" w:lineRule="auto"/>
+            </w:pPr>
+            <w:r>
+              <w:rPr>
+                <w:rFonts w:ascii="Arial" w:hAnsi="Arial"/>
+                <w:sz w:val="18"/>
+              </w:rPr>
               <w:t xml:space="preserve">81</w:t>
             </w:r>
           </w:p>
@@ -407,6 +1031,396 @@
                 <w:rFonts w:ascii="Arial" w:hAnsi="Arial"/>
                 <w:sz w:val="18"/>
               </w:rPr>
+              <w:t xml:space="preserve">84</w:t>
+            </w:r>
+          </w:p>
+        </w:tc>
+        <w:tc>
+          <w:tcPr>
+            <w:tcW w:w="1700" w:type="dxa"/>
+            <w:vAlign w:val="center"/>
+          </w:tcPr>
+          <w:p>
+            <w:pPr>
+              <w:jc w:val="center"/>
+              <w:spacing w:after="20" w:before="20" w:line="240" w:lineRule="auto"/>
+            </w:pPr>
+            <w:r>
+              <w:rPr>
+                <w:rFonts w:ascii="Arial" w:hAnsi="Arial"/>
+                <w:sz w:val="18"/>
+              </w:rPr>
+              <w:t xml:space="preserve">AL CFO PM</w:t>
+            </w:r>
+          </w:p>
+        </w:tc>
+        <w:tc>
+          <w:tcPr>
+            <w:tcW w:w="4500" w:type="dxa"/>
+            <w:vAlign w:val="center"/>
+          </w:tcPr>
+          <w:p>
+            <w:pPr>
+              <w:jc w:val="left"/>
+              <w:spacing w:after="20" w:before="20" w:line="240" w:lineRule="auto"/>
+            </w:pPr>
+            <w:r>
+              <w:rPr>
+                <w:rFonts w:ascii="Arial" w:hAnsi="Arial"/>
+                <w:sz w:val="18"/>
+              </w:rPr>
+              <w:t xml:space="preserve">EDILSON JOSÉ</w:t>
+            </w:r>
+          </w:p>
+        </w:tc>
+        <w:tc>
+          <w:tcPr>
+            <w:tcW w:w="2500" w:type="dxa"/>
+            <w:vAlign w:val="center"/>
+          </w:tcPr>
+          <w:p>
+            <w:pPr>
+              <w:jc w:val="left"/>
+              <w:spacing w:after="20" w:before="20" w:line="240" w:lineRule="auto"/>
+            </w:pPr>
+            <w:r>
+              <w:rPr>
+                <w:rFonts w:ascii="Arial" w:hAnsi="Arial"/>
+                <w:sz w:val="18"/>
+              </w:rPr>
+              <w:t xml:space="preserve"/>
+            </w:r>
+          </w:p>
+        </w:tc>
+      </w:tr>
+      <w:tr>
+        <w:tc>
+          <w:tcPr>
+            <w:tcW w:w="900" w:type="dxa"/>
+            <w:vAlign w:val="center"/>
+          </w:tcPr>
+          <w:p>
+            <w:pPr>
+              <w:jc w:val="center"/>
+              <w:spacing w:after="20" w:before="20" w:line="240" w:lineRule="auto"/>
+            </w:pPr>
+            <w:r>
+              <w:rPr>
+                <w:rFonts w:ascii="Arial" w:hAnsi="Arial"/>
+                <w:sz w:val="18"/>
+              </w:rPr>
+              <w:t xml:space="preserve">87</w:t>
+            </w:r>
+          </w:p>
+        </w:tc>
+        <w:tc>
+          <w:tcPr>
+            <w:tcW w:w="1700" w:type="dxa"/>
+            <w:vAlign w:val="center"/>
+          </w:tcPr>
+          <w:p>
+            <w:pPr>
+              <w:jc w:val="center"/>
+              <w:spacing w:after="20" w:before="20" w:line="240" w:lineRule="auto"/>
+            </w:pPr>
+            <w:r>
+              <w:rPr>
+                <w:rFonts w:ascii="Arial" w:hAnsi="Arial"/>
+                <w:sz w:val="18"/>
+              </w:rPr>
+              <w:t xml:space="preserve">AL CFO PM</w:t>
+            </w:r>
+          </w:p>
+        </w:tc>
+        <w:tc>
+          <w:tcPr>
+            <w:tcW w:w="4500" w:type="dxa"/>
+            <w:vAlign w:val="center"/>
+          </w:tcPr>
+          <w:p>
+            <w:pPr>
+              <w:jc w:val="left"/>
+              <w:spacing w:after="20" w:before="20" w:line="240" w:lineRule="auto"/>
+            </w:pPr>
+            <w:r>
+              <w:rPr>
+                <w:rFonts w:ascii="Arial" w:hAnsi="Arial"/>
+                <w:sz w:val="18"/>
+              </w:rPr>
+              <w:t xml:space="preserve">BARRETO</w:t>
+            </w:r>
+          </w:p>
+        </w:tc>
+        <w:tc>
+          <w:tcPr>
+            <w:tcW w:w="2500" w:type="dxa"/>
+            <w:vAlign w:val="center"/>
+          </w:tcPr>
+          <w:p>
+            <w:pPr>
+              <w:jc w:val="left"/>
+              <w:spacing w:after="20" w:before="20" w:line="240" w:lineRule="auto"/>
+            </w:pPr>
+            <w:r>
+              <w:rPr>
+                <w:rFonts w:ascii="Arial" w:hAnsi="Arial"/>
+                <w:sz w:val="18"/>
+              </w:rPr>
+              <w:t xml:space="preserve"/>
+            </w:r>
+          </w:p>
+        </w:tc>
+      </w:tr>
+      <w:tr>
+        <w:tc>
+          <w:tcPr>
+            <w:tcW w:w="900" w:type="dxa"/>
+            <w:vAlign w:val="center"/>
+          </w:tcPr>
+          <w:p>
+            <w:pPr>
+              <w:jc w:val="center"/>
+              <w:spacing w:after="20" w:before="20" w:line="240" w:lineRule="auto"/>
+            </w:pPr>
+            <w:r>
+              <w:rPr>
+                <w:rFonts w:ascii="Arial" w:hAnsi="Arial"/>
+                <w:sz w:val="18"/>
+              </w:rPr>
+              <w:t xml:space="preserve">88</w:t>
+            </w:r>
+          </w:p>
+        </w:tc>
+        <w:tc>
+          <w:tcPr>
+            <w:tcW w:w="1700" w:type="dxa"/>
+            <w:vAlign w:val="center"/>
+          </w:tcPr>
+          <w:p>
+            <w:pPr>
+              <w:jc w:val="center"/>
+              <w:spacing w:after="20" w:before="20" w:line="240" w:lineRule="auto"/>
+            </w:pPr>
+            <w:r>
+              <w:rPr>
+                <w:rFonts w:ascii="Arial" w:hAnsi="Arial"/>
+                <w:sz w:val="18"/>
+              </w:rPr>
+              <w:t xml:space="preserve">AL CFO PM</w:t>
+            </w:r>
+          </w:p>
+        </w:tc>
+        <w:tc>
+          <w:tcPr>
+            <w:tcW w:w="4500" w:type="dxa"/>
+            <w:vAlign w:val="center"/>
+          </w:tcPr>
+          <w:p>
+            <w:pPr>
+              <w:jc w:val="left"/>
+              <w:spacing w:after="20" w:before="20" w:line="240" w:lineRule="auto"/>
+            </w:pPr>
+            <w:r>
+              <w:rPr>
+                <w:rFonts w:ascii="Arial" w:hAnsi="Arial"/>
+                <w:sz w:val="18"/>
+              </w:rPr>
+              <w:t xml:space="preserve">TACIANE</w:t>
+            </w:r>
+          </w:p>
+        </w:tc>
+        <w:tc>
+          <w:tcPr>
+            <w:tcW w:w="2500" w:type="dxa"/>
+            <w:vAlign w:val="center"/>
+          </w:tcPr>
+          <w:p>
+            <w:pPr>
+              <w:jc w:val="left"/>
+              <w:spacing w:after="20" w:before="20" w:line="240" w:lineRule="auto"/>
+            </w:pPr>
+            <w:r>
+              <w:rPr>
+                <w:rFonts w:ascii="Arial" w:hAnsi="Arial"/>
+                <w:sz w:val="18"/>
+              </w:rPr>
+              <w:t xml:space="preserve"/>
+            </w:r>
+          </w:p>
+        </w:tc>
+      </w:tr>
+      <w:tr>
+        <w:tc>
+          <w:tcPr>
+            <w:tcW w:w="900" w:type="dxa"/>
+            <w:vAlign w:val="center"/>
+          </w:tcPr>
+          <w:p>
+            <w:pPr>
+              <w:jc w:val="center"/>
+              <w:spacing w:after="20" w:before="20" w:line="240" w:lineRule="auto"/>
+            </w:pPr>
+            <w:r>
+              <w:rPr>
+                <w:rFonts w:ascii="Arial" w:hAnsi="Arial"/>
+                <w:sz w:val="18"/>
+              </w:rPr>
+              <w:t xml:space="preserve">97</w:t>
+            </w:r>
+          </w:p>
+        </w:tc>
+        <w:tc>
+          <w:tcPr>
+            <w:tcW w:w="1700" w:type="dxa"/>
+            <w:vAlign w:val="center"/>
+          </w:tcPr>
+          <w:p>
+            <w:pPr>
+              <w:jc w:val="center"/>
+              <w:spacing w:after="20" w:before="20" w:line="240" w:lineRule="auto"/>
+            </w:pPr>
+            <w:r>
+              <w:rPr>
+                <w:rFonts w:ascii="Arial" w:hAnsi="Arial"/>
+                <w:sz w:val="18"/>
+              </w:rPr>
+              <w:t xml:space="preserve">AL CFO PM</w:t>
+            </w:r>
+          </w:p>
+        </w:tc>
+        <w:tc>
+          <w:tcPr>
+            <w:tcW w:w="4500" w:type="dxa"/>
+            <w:vAlign w:val="center"/>
+          </w:tcPr>
+          <w:p>
+            <w:pPr>
+              <w:jc w:val="left"/>
+              <w:spacing w:after="20" w:before="20" w:line="240" w:lineRule="auto"/>
+            </w:pPr>
+            <w:r>
+              <w:rPr>
+                <w:rFonts w:ascii="Arial" w:hAnsi="Arial"/>
+                <w:sz w:val="18"/>
+              </w:rPr>
+              <w:t xml:space="preserve">ROBERTO CAVALCANTE</w:t>
+            </w:r>
+          </w:p>
+        </w:tc>
+        <w:tc>
+          <w:tcPr>
+            <w:tcW w:w="2500" w:type="dxa"/>
+            <w:vAlign w:val="center"/>
+          </w:tcPr>
+          <w:p>
+            <w:pPr>
+              <w:jc w:val="left"/>
+              <w:spacing w:after="20" w:before="20" w:line="240" w:lineRule="auto"/>
+            </w:pPr>
+            <w:r>
+              <w:rPr>
+                <w:rFonts w:ascii="Arial" w:hAnsi="Arial"/>
+                <w:sz w:val="18"/>
+              </w:rPr>
+              <w:t xml:space="preserve"/>
+            </w:r>
+          </w:p>
+        </w:tc>
+      </w:tr>
+      <w:tr>
+        <w:tc>
+          <w:tcPr>
+            <w:tcW w:w="900" w:type="dxa"/>
+            <w:vAlign w:val="center"/>
+          </w:tcPr>
+          <w:p>
+            <w:pPr>
+              <w:jc w:val="center"/>
+              <w:spacing w:after="20" w:before="20" w:line="240" w:lineRule="auto"/>
+            </w:pPr>
+            <w:r>
+              <w:rPr>
+                <w:rFonts w:ascii="Arial" w:hAnsi="Arial"/>
+                <w:sz w:val="18"/>
+              </w:rPr>
+              <w:t xml:space="preserve">100</w:t>
+            </w:r>
+          </w:p>
+        </w:tc>
+        <w:tc>
+          <w:tcPr>
+            <w:tcW w:w="1700" w:type="dxa"/>
+            <w:vAlign w:val="center"/>
+          </w:tcPr>
+          <w:p>
+            <w:pPr>
+              <w:jc w:val="center"/>
+              <w:spacing w:after="20" w:before="20" w:line="240" w:lineRule="auto"/>
+            </w:pPr>
+            <w:r>
+              <w:rPr>
+                <w:rFonts w:ascii="Arial" w:hAnsi="Arial"/>
+                <w:sz w:val="18"/>
+              </w:rPr>
+              <w:t xml:space="preserve">AL CFO PM</w:t>
+            </w:r>
+          </w:p>
+        </w:tc>
+        <w:tc>
+          <w:tcPr>
+            <w:tcW w:w="4500" w:type="dxa"/>
+            <w:vAlign w:val="center"/>
+          </w:tcPr>
+          <w:p>
+            <w:pPr>
+              <w:jc w:val="left"/>
+              <w:spacing w:after="20" w:before="20" w:line="240" w:lineRule="auto"/>
+            </w:pPr>
+            <w:r>
+              <w:rPr>
+                <w:rFonts w:ascii="Arial" w:hAnsi="Arial"/>
+                <w:sz w:val="18"/>
+              </w:rPr>
+              <w:t xml:space="preserve">KARLA ALBUQUERQUE</w:t>
+            </w:r>
+          </w:p>
+        </w:tc>
+        <w:tc>
+          <w:tcPr>
+            <w:tcW w:w="2500" w:type="dxa"/>
+            <w:vAlign w:val="center"/>
+          </w:tcPr>
+          <w:p>
+            <w:pPr>
+              <w:jc w:val="left"/>
+              <w:spacing w:after="20" w:before="20" w:line="240" w:lineRule="auto"/>
+            </w:pPr>
+            <w:r>
+              <w:rPr>
+                <w:rFonts w:ascii="Arial" w:hAnsi="Arial"/>
+                <w:sz w:val="18"/>
+              </w:rPr>
+              <w:t xml:space="preserve"/>
+            </w:r>
+          </w:p>
+        </w:tc>
+      </w:tr>
+      <w:tr>
+        <w:tc>
+          <w:tcPr>
+            <w:tcW w:w="900" w:type="dxa"/>
+            <w:vAlign w:val="center"/>
+          </w:tcPr>
+          <w:p>
+            <w:pPr>
+              <w:jc w:val="center"/>
+              <w:spacing w:after="20" w:before="20" w:line="240" w:lineRule="auto"/>
+            </w:pPr>
+            <w:r>
+              <w:rPr>
+                <w:rFonts w:ascii="Arial" w:hAnsi="Arial"/>
+                <w:sz w:val="18"/>
+              </w:rPr>
               <w:t xml:space="preserve">106</w:t>
             </w:r>
           </w:p>
@@ -563,6 +1577,318 @@
                 <w:rFonts w:ascii="Arial" w:hAnsi="Arial"/>
                 <w:sz w:val="18"/>
               </w:rPr>
+              <w:t xml:space="preserve">117</w:t>
+            </w:r>
+          </w:p>
+        </w:tc>
+        <w:tc>
+          <w:tcPr>
+            <w:tcW w:w="1700" w:type="dxa"/>
+            <w:vAlign w:val="center"/>
+          </w:tcPr>
+          <w:p>
+            <w:pPr>
+              <w:jc w:val="center"/>
+              <w:spacing w:after="20" w:before="20" w:line="240" w:lineRule="auto"/>
+            </w:pPr>
+            <w:r>
+              <w:rPr>
+                <w:rFonts w:ascii="Arial" w:hAnsi="Arial"/>
+                <w:sz w:val="18"/>
+              </w:rPr>
+              <w:t xml:space="preserve">AL CFO PM</w:t>
+            </w:r>
+          </w:p>
+        </w:tc>
+        <w:tc>
+          <w:tcPr>
+            <w:tcW w:w="4500" w:type="dxa"/>
+            <w:vAlign w:val="center"/>
+          </w:tcPr>
+          <w:p>
+            <w:pPr>
+              <w:jc w:val="left"/>
+              <w:spacing w:after="20" w:before="20" w:line="240" w:lineRule="auto"/>
+            </w:pPr>
+            <w:r>
+              <w:rPr>
+                <w:rFonts w:ascii="Arial" w:hAnsi="Arial"/>
+                <w:sz w:val="18"/>
+              </w:rPr>
+              <w:t xml:space="preserve">GUILHERME</w:t>
+            </w:r>
+          </w:p>
+        </w:tc>
+        <w:tc>
+          <w:tcPr>
+            <w:tcW w:w="2500" w:type="dxa"/>
+            <w:vAlign w:val="center"/>
+          </w:tcPr>
+          <w:p>
+            <w:pPr>
+              <w:jc w:val="left"/>
+              <w:spacing w:after="20" w:before="20" w:line="240" w:lineRule="auto"/>
+            </w:pPr>
+            <w:r>
+              <w:rPr>
+                <w:rFonts w:ascii="Arial" w:hAnsi="Arial"/>
+                <w:sz w:val="18"/>
+              </w:rPr>
+              <w:t xml:space="preserve"/>
+            </w:r>
+          </w:p>
+        </w:tc>
+      </w:tr>
+      <w:tr>
+        <w:tc>
+          <w:tcPr>
+            <w:tcW w:w="900" w:type="dxa"/>
+            <w:vAlign w:val="center"/>
+          </w:tcPr>
+          <w:p>
+            <w:pPr>
+              <w:jc w:val="center"/>
+              <w:spacing w:after="20" w:before="20" w:line="240" w:lineRule="auto"/>
+            </w:pPr>
+            <w:r>
+              <w:rPr>
+                <w:rFonts w:ascii="Arial" w:hAnsi="Arial"/>
+                <w:sz w:val="18"/>
+              </w:rPr>
+              <w:t xml:space="preserve">123</w:t>
+            </w:r>
+          </w:p>
+        </w:tc>
+        <w:tc>
+          <w:tcPr>
+            <w:tcW w:w="1700" w:type="dxa"/>
+            <w:vAlign w:val="center"/>
+          </w:tcPr>
+          <w:p>
+            <w:pPr>
+              <w:jc w:val="center"/>
+              <w:spacing w:after="20" w:before="20" w:line="240" w:lineRule="auto"/>
+            </w:pPr>
+            <w:r>
+              <w:rPr>
+                <w:rFonts w:ascii="Arial" w:hAnsi="Arial"/>
+                <w:sz w:val="18"/>
+              </w:rPr>
+              <w:t xml:space="preserve">AL CFO PM</w:t>
+            </w:r>
+          </w:p>
+        </w:tc>
+        <w:tc>
+          <w:tcPr>
+            <w:tcW w:w="4500" w:type="dxa"/>
+            <w:vAlign w:val="center"/>
+          </w:tcPr>
+          <w:p>
+            <w:pPr>
+              <w:jc w:val="left"/>
+              <w:spacing w:after="20" w:before="20" w:line="240" w:lineRule="auto"/>
+            </w:pPr>
+            <w:r>
+              <w:rPr>
+                <w:rFonts w:ascii="Arial" w:hAnsi="Arial"/>
+                <w:sz w:val="18"/>
+              </w:rPr>
+              <w:t xml:space="preserve">BEATRIZ</w:t>
+            </w:r>
+          </w:p>
+        </w:tc>
+        <w:tc>
+          <w:tcPr>
+            <w:tcW w:w="2500" w:type="dxa"/>
+            <w:vAlign w:val="center"/>
+          </w:tcPr>
+          <w:p>
+            <w:pPr>
+              <w:jc w:val="left"/>
+              <w:spacing w:after="20" w:before="20" w:line="240" w:lineRule="auto"/>
+            </w:pPr>
+            <w:r>
+              <w:rPr>
+                <w:rFonts w:ascii="Arial" w:hAnsi="Arial"/>
+                <w:sz w:val="18"/>
+              </w:rPr>
+              <w:t xml:space="preserve"/>
+            </w:r>
+          </w:p>
+        </w:tc>
+      </w:tr>
+      <w:tr>
+        <w:tc>
+          <w:tcPr>
+            <w:tcW w:w="900" w:type="dxa"/>
+            <w:vAlign w:val="center"/>
+          </w:tcPr>
+          <w:p>
+            <w:pPr>
+              <w:jc w:val="center"/>
+              <w:spacing w:after="20" w:before="20" w:line="240" w:lineRule="auto"/>
+            </w:pPr>
+            <w:r>
+              <w:rPr>
+                <w:rFonts w:ascii="Arial" w:hAnsi="Arial"/>
+                <w:sz w:val="18"/>
+              </w:rPr>
+              <w:t xml:space="preserve">127</w:t>
+            </w:r>
+          </w:p>
+        </w:tc>
+        <w:tc>
+          <w:tcPr>
+            <w:tcW w:w="1700" w:type="dxa"/>
+            <w:vAlign w:val="center"/>
+          </w:tcPr>
+          <w:p>
+            <w:pPr>
+              <w:jc w:val="center"/>
+              <w:spacing w:after="20" w:before="20" w:line="240" w:lineRule="auto"/>
+            </w:pPr>
+            <w:r>
+              <w:rPr>
+                <w:rFonts w:ascii="Arial" w:hAnsi="Arial"/>
+                <w:sz w:val="18"/>
+              </w:rPr>
+              <w:t xml:space="preserve">AL CFO PM</w:t>
+            </w:r>
+          </w:p>
+        </w:tc>
+        <w:tc>
+          <w:tcPr>
+            <w:tcW w:w="4500" w:type="dxa"/>
+            <w:vAlign w:val="center"/>
+          </w:tcPr>
+          <w:p>
+            <w:pPr>
+              <w:jc w:val="left"/>
+              <w:spacing w:after="20" w:before="20" w:line="240" w:lineRule="auto"/>
+            </w:pPr>
+            <w:r>
+              <w:rPr>
+                <w:rFonts w:ascii="Arial" w:hAnsi="Arial"/>
+                <w:sz w:val="18"/>
+              </w:rPr>
+              <w:t xml:space="preserve">LOIOLA</w:t>
+            </w:r>
+          </w:p>
+        </w:tc>
+        <w:tc>
+          <w:tcPr>
+            <w:tcW w:w="2500" w:type="dxa"/>
+            <w:vAlign w:val="center"/>
+          </w:tcPr>
+          <w:p>
+            <w:pPr>
+              <w:jc w:val="left"/>
+              <w:spacing w:after="20" w:before="20" w:line="240" w:lineRule="auto"/>
+            </w:pPr>
+            <w:r>
+              <w:rPr>
+                <w:rFonts w:ascii="Arial" w:hAnsi="Arial"/>
+                <w:sz w:val="18"/>
+              </w:rPr>
+              <w:t xml:space="preserve"/>
+            </w:r>
+          </w:p>
+        </w:tc>
+      </w:tr>
+      <w:tr>
+        <w:tc>
+          <w:tcPr>
+            <w:tcW w:w="900" w:type="dxa"/>
+            <w:vAlign w:val="center"/>
+          </w:tcPr>
+          <w:p>
+            <w:pPr>
+              <w:jc w:val="center"/>
+              <w:spacing w:after="20" w:before="20" w:line="240" w:lineRule="auto"/>
+            </w:pPr>
+            <w:r>
+              <w:rPr>
+                <w:rFonts w:ascii="Arial" w:hAnsi="Arial"/>
+                <w:sz w:val="18"/>
+              </w:rPr>
+              <w:t xml:space="preserve">149</w:t>
+            </w:r>
+          </w:p>
+        </w:tc>
+        <w:tc>
+          <w:tcPr>
+            <w:tcW w:w="1700" w:type="dxa"/>
+            <w:vAlign w:val="center"/>
+          </w:tcPr>
+          <w:p>
+            <w:pPr>
+              <w:jc w:val="center"/>
+              <w:spacing w:after="20" w:before="20" w:line="240" w:lineRule="auto"/>
+            </w:pPr>
+            <w:r>
+              <w:rPr>
+                <w:rFonts w:ascii="Arial" w:hAnsi="Arial"/>
+                <w:sz w:val="18"/>
+              </w:rPr>
+              <w:t xml:space="preserve">AL CFO PM</w:t>
+            </w:r>
+          </w:p>
+        </w:tc>
+        <w:tc>
+          <w:tcPr>
+            <w:tcW w:w="4500" w:type="dxa"/>
+            <w:vAlign w:val="center"/>
+          </w:tcPr>
+          <w:p>
+            <w:pPr>
+              <w:jc w:val="left"/>
+              <w:spacing w:after="20" w:before="20" w:line="240" w:lineRule="auto"/>
+            </w:pPr>
+            <w:r>
+              <w:rPr>
+                <w:rFonts w:ascii="Arial" w:hAnsi="Arial"/>
+                <w:sz w:val="18"/>
+              </w:rPr>
+              <w:t xml:space="preserve">FELIPE FERREIRA</w:t>
+            </w:r>
+          </w:p>
+        </w:tc>
+        <w:tc>
+          <w:tcPr>
+            <w:tcW w:w="2500" w:type="dxa"/>
+            <w:vAlign w:val="center"/>
+          </w:tcPr>
+          <w:p>
+            <w:pPr>
+              <w:jc w:val="left"/>
+              <w:spacing w:after="20" w:before="20" w:line="240" w:lineRule="auto"/>
+            </w:pPr>
+            <w:r>
+              <w:rPr>
+                <w:rFonts w:ascii="Arial" w:hAnsi="Arial"/>
+                <w:sz w:val="18"/>
+              </w:rPr>
+              <w:t xml:space="preserve"/>
+            </w:r>
+          </w:p>
+        </w:tc>
+      </w:tr>
+      <w:tr>
+        <w:tc>
+          <w:tcPr>
+            <w:tcW w:w="900" w:type="dxa"/>
+            <w:vAlign w:val="center"/>
+          </w:tcPr>
+          <w:p>
+            <w:pPr>
+              <w:jc w:val="center"/>
+              <w:spacing w:after="20" w:before="20" w:line="240" w:lineRule="auto"/>
+            </w:pPr>
+            <w:r>
+              <w:rPr>
+                <w:rFonts w:ascii="Arial" w:hAnsi="Arial"/>
+                <w:sz w:val="18"/>
+              </w:rPr>
               <w:t xml:space="preserve">153</w:t>
             </w:r>
           </w:p>
@@ -680,6 +2006,84 @@
                 <w:sz w:val="18"/>
               </w:rPr>
               <w:t xml:space="preserve">KEVIN GOMES</w:t>
+            </w:r>
+          </w:p>
+        </w:tc>
+        <w:tc>
+          <w:tcPr>
+            <w:tcW w:w="2500" w:type="dxa"/>
+            <w:vAlign w:val="center"/>
+          </w:tcPr>
+          <w:p>
+            <w:pPr>
+              <w:jc w:val="left"/>
+              <w:spacing w:after="20" w:before="20" w:line="240" w:lineRule="auto"/>
+            </w:pPr>
+            <w:r>
+              <w:rPr>
+                <w:rFonts w:ascii="Arial" w:hAnsi="Arial"/>
+                <w:sz w:val="18"/>
+              </w:rPr>
+              <w:t xml:space="preserve"/>
+            </w:r>
+          </w:p>
+        </w:tc>
+      </w:tr>
+      <w:tr>
+        <w:tc>
+          <w:tcPr>
+            <w:tcW w:w="900" w:type="dxa"/>
+            <w:vAlign w:val="center"/>
+          </w:tcPr>
+          <w:p>
+            <w:pPr>
+              <w:jc w:val="center"/>
+              <w:spacing w:after="20" w:before="20" w:line="240" w:lineRule="auto"/>
+            </w:pPr>
+            <w:r>
+              <w:rPr>
+                <w:rFonts w:ascii="Arial" w:hAnsi="Arial"/>
+                <w:sz w:val="18"/>
+              </w:rPr>
+              <w:t xml:space="preserve">176</w:t>
+            </w:r>
+          </w:p>
+        </w:tc>
+        <w:tc>
+          <w:tcPr>
+            <w:tcW w:w="1700" w:type="dxa"/>
+            <w:vAlign w:val="center"/>
+          </w:tcPr>
+          <w:p>
+            <w:pPr>
+              <w:jc w:val="center"/>
+              <w:spacing w:after="20" w:before="20" w:line="240" w:lineRule="auto"/>
+            </w:pPr>
+            <w:r>
+              <w:rPr>
+                <w:rFonts w:ascii="Arial" w:hAnsi="Arial"/>
+                <w:sz w:val="18"/>
+              </w:rPr>
+              <w:t xml:space="preserve">AL CFO PM</w:t>
+            </w:r>
+          </w:p>
+        </w:tc>
+        <w:tc>
+          <w:tcPr>
+            <w:tcW w:w="4500" w:type="dxa"/>
+            <w:vAlign w:val="center"/>
+          </w:tcPr>
+          <w:p>
+            <w:pPr>
+              <w:jc w:val="left"/>
+              <w:spacing w:after="20" w:before="20" w:line="240" w:lineRule="auto"/>
+            </w:pPr>
+            <w:r>
+              <w:rPr>
+                <w:rFonts w:ascii="Arial" w:hAnsi="Arial"/>
+                <w:sz w:val="18"/>
+              </w:rPr>
+              <w:t xml:space="preserve">DIRLEYNNE ALVES</w:t>
             </w:r>
           </w:p>
         </w:tc>
@@ -721,7 +2125,7 @@
                 <w:sz w:val="18"/>
                 <w:b/>
               </w:rPr>
-              <w:t xml:space="preserve">TOTAL PLANTÃO: 6</w:t>
+              <w:t xml:space="preserve">TOTAL PLANTÃO: 24</w:t>
             </w:r>
           </w:p>
         </w:tc>
